--- a/Focus Group Materials/Athlete Materials/Grace Kindel/Grace_Kindel_12-Week_Progression_Visual.docx
+++ b/Focus Group Materials/Athlete Materials/Grace Kindel/Grace_Kindel_12-Week_Progression_Visual.docx
@@ -13,7 +13,7 @@
           <w:color w:val="000000"/>
           <w:sz w:val="32"/>
         </w:rPr>
-        <w:t>ATHLETE A — D2 WOMEN'S SOFTBALL, INFIELDER</w:t>
+        <w:t>ATHLETE A — D2 WOMEN'S SOFTBALL, OUTFIELDER</w:t>
       </w:r>
     </w:p>
     <w:p>
